--- a/Working/Markdown/Worked/OLB/Setting up Account Alerts.docx
+++ b/Working/Markdown/Worked/OLB/Setting up Account Alerts.docx
@@ -4,823 +4,1165 @@
   <w:body>
     <w:p>
       <w:pPr>
-        <w:pStyle w:val="PlainText"/>
-        <w:rPr>
-          <w:rFonts w:ascii="Courier New" w:hAnsi="Courier New" w:cs="Courier New"/>
-        </w:rPr>
-      </w:pPr>
-      <w:r>
-        <w:rPr>
-          <w:rFonts w:ascii="Courier New" w:hAnsi="Courier New" w:cs="Courier New"/>
+        <w:rPr>
+          <w:rFonts w:ascii="Courier New" w:hAnsi="Courier New" w:cs="Courier New"/>
+          <w:sz w:val="21"/>
+          <w:szCs w:val="21"/>
+        </w:rPr>
+      </w:pPr>
+      <w:r>
+        <w:rPr>
+          <w:rFonts w:ascii="Courier New" w:hAnsi="Courier New" w:cs="Courier New"/>
+          <w:sz w:val="21"/>
+          <w:szCs w:val="21"/>
         </w:rPr>
         <w:t># Setting up Account Alerts</w:t>
       </w:r>
     </w:p>
     <w:p>
       <w:pPr>
-        <w:pStyle w:val="PlainText"/>
-        <w:rPr>
-          <w:rFonts w:ascii="Courier New" w:hAnsi="Courier New" w:cs="Courier New"/>
-        </w:rPr>
-      </w:pPr>
-    </w:p>
-    <w:p>
-      <w:pPr>
-        <w:pStyle w:val="PlainText"/>
-        <w:rPr>
-          <w:rFonts w:ascii="Courier New" w:hAnsi="Courier New" w:cs="Courier New"/>
-        </w:rPr>
-      </w:pPr>
-      <w:r>
-        <w:rPr>
-          <w:rFonts w:ascii="Courier New" w:hAnsi="Courier New" w:cs="Courier New"/>
+        <w:rPr>
+          <w:rFonts w:ascii="Courier New" w:hAnsi="Courier New" w:cs="Courier New"/>
+          <w:sz w:val="21"/>
+          <w:szCs w:val="21"/>
+        </w:rPr>
+      </w:pPr>
+    </w:p>
+    <w:p>
+      <w:pPr>
+        <w:rPr>
+          <w:rFonts w:ascii="Courier New" w:hAnsi="Courier New" w:cs="Courier New"/>
+          <w:sz w:val="21"/>
+          <w:szCs w:val="21"/>
+        </w:rPr>
+      </w:pPr>
+      <w:r>
+        <w:rPr>
+          <w:rFonts w:ascii="Courier New" w:hAnsi="Courier New" w:cs="Courier New"/>
+          <w:sz w:val="21"/>
+          <w:szCs w:val="21"/>
         </w:rPr>
         <w:t>Account alerts notify you about important activity in your account, such as low balances or large withdrawals. Setting up alerts can help you manage your money and avoid overdraft fees.</w:t>
       </w:r>
     </w:p>
     <w:p>
       <w:pPr>
-        <w:pStyle w:val="PlainText"/>
-        <w:rPr>
-          <w:rFonts w:ascii="Courier New" w:hAnsi="Courier New" w:cs="Courier New"/>
-        </w:rPr>
-      </w:pPr>
-    </w:p>
-    <w:p>
-      <w:pPr>
-        <w:pStyle w:val="PlainText"/>
-        <w:rPr>
-          <w:rFonts w:ascii="Courier New" w:hAnsi="Courier New" w:cs="Courier New"/>
-        </w:rPr>
-      </w:pPr>
-      <w:r>
-        <w:rPr>
-          <w:rFonts w:ascii="Courier New" w:hAnsi="Courier New" w:cs="Courier New"/>
+        <w:rPr>
+          <w:rFonts w:ascii="Courier New" w:hAnsi="Courier New" w:cs="Courier New"/>
+          <w:sz w:val="21"/>
+          <w:szCs w:val="21"/>
+        </w:rPr>
+      </w:pPr>
+    </w:p>
+    <w:p>
+      <w:pPr>
+        <w:rPr>
+          <w:rFonts w:ascii="Courier New" w:hAnsi="Courier New" w:cs="Courier New"/>
+          <w:sz w:val="21"/>
+          <w:szCs w:val="21"/>
+        </w:rPr>
+      </w:pPr>
+      <w:r>
+        <w:rPr>
+          <w:rFonts w:ascii="Courier New" w:hAnsi="Courier New" w:cs="Courier New"/>
+          <w:sz w:val="21"/>
+          <w:szCs w:val="21"/>
         </w:rPr>
         <w:t>1\. **Once logged in, click "More"**</w:t>
       </w:r>
     </w:p>
     <w:p>
       <w:pPr>
-        <w:pStyle w:val="PlainText"/>
-        <w:rPr>
-          <w:rFonts w:ascii="Courier New" w:hAnsi="Courier New" w:cs="Courier New"/>
-        </w:rPr>
-      </w:pPr>
-    </w:p>
-    <w:p>
-      <w:pPr>
-        <w:pStyle w:val="PlainText"/>
-        <w:rPr>
-          <w:rFonts w:ascii="Courier New" w:hAnsi="Courier New" w:cs="Courier New"/>
-        </w:rPr>
-      </w:pPr>
-      <w:r>
-        <w:rPr>
-          <w:rFonts w:ascii="Courier New" w:hAnsi="Courier New" w:cs="Courier New"/>
-        </w:rPr>
-        <w:t>![](https://colony-recorder.s3.amazonaws.com/files/2026-03-05/ca44a6be-4a83-4792-96b5-4ff613dd83d3/user_cropped_screenshot_1220435136eb46b48776217742e86c0a_text_export.jpeg)</w:t>
-      </w:r>
-    </w:p>
-    <w:p>
-      <w:pPr>
-        <w:pStyle w:val="PlainText"/>
-        <w:rPr>
-          <w:rFonts w:ascii="Courier New" w:hAnsi="Courier New" w:cs="Courier New"/>
-        </w:rPr>
-      </w:pPr>
-    </w:p>
-    <w:p>
-      <w:pPr>
-        <w:pStyle w:val="PlainText"/>
-        <w:rPr>
-          <w:rFonts w:ascii="Courier New" w:hAnsi="Courier New" w:cs="Courier New"/>
-        </w:rPr>
-      </w:pPr>
-    </w:p>
-    <w:p>
-      <w:pPr>
-        <w:pStyle w:val="PlainText"/>
-        <w:rPr>
-          <w:rFonts w:ascii="Courier New" w:hAnsi="Courier New" w:cs="Courier New"/>
-        </w:rPr>
-      </w:pPr>
-      <w:r>
-        <w:rPr>
-          <w:rFonts w:ascii="Courier New" w:hAnsi="Courier New" w:cs="Courier New"/>
+        <w:rPr>
+          <w:rFonts w:ascii="Courier New" w:hAnsi="Courier New" w:cs="Courier New"/>
+          <w:sz w:val="21"/>
+          <w:szCs w:val="21"/>
+        </w:rPr>
+      </w:pPr>
+    </w:p>
+    <w:p>
+      <w:pPr>
+        <w:rPr>
+          <w:rFonts w:ascii="Courier New" w:hAnsi="Courier New" w:cs="Courier New"/>
+          <w:sz w:val="21"/>
+          <w:szCs w:val="21"/>
+        </w:rPr>
+      </w:pPr>
+      <w:proofErr w:type="gramStart"/>
+      <w:r>
+        <w:rPr>
+          <w:rFonts w:ascii="Courier New" w:hAnsi="Courier New" w:cs="Courier New"/>
+          <w:sz w:val="21"/>
+          <w:szCs w:val="21"/>
+        </w:rPr>
+        <w:t>![</w:t>
+      </w:r>
+      <w:proofErr w:type="gramEnd"/>
+      <w:r>
+        <w:rPr>
+          <w:rFonts w:ascii="Courier New" w:hAnsi="Courier New" w:cs="Courier New"/>
+          <w:sz w:val="21"/>
+          <w:szCs w:val="21"/>
+        </w:rPr>
+        <w:t>](https://colony-recorder.s3.amazonaws.com/files/2026-03-05/ca44a6be-4a83-4792-96b5-4ff613dd83d3/user_cropped_screenshot_a73fe35e8a1341bfbcf5957ff761bd25_text_export.jpeg)</w:t>
+      </w:r>
+    </w:p>
+    <w:p>
+      <w:pPr>
+        <w:rPr>
+          <w:rFonts w:ascii="Courier New" w:hAnsi="Courier New" w:cs="Courier New"/>
+          <w:sz w:val="21"/>
+          <w:szCs w:val="21"/>
+        </w:rPr>
+      </w:pPr>
+    </w:p>
+    <w:p>
+      <w:pPr>
+        <w:rPr>
+          <w:rFonts w:ascii="Courier New" w:hAnsi="Courier New" w:cs="Courier New"/>
+          <w:sz w:val="21"/>
+          <w:szCs w:val="21"/>
+        </w:rPr>
+      </w:pPr>
+    </w:p>
+    <w:p>
+      <w:pPr>
+        <w:rPr>
+          <w:rFonts w:ascii="Courier New" w:hAnsi="Courier New" w:cs="Courier New"/>
+          <w:sz w:val="21"/>
+          <w:szCs w:val="21"/>
+        </w:rPr>
+      </w:pPr>
+      <w:r>
+        <w:rPr>
+          <w:rFonts w:ascii="Courier New" w:hAnsi="Courier New" w:cs="Courier New"/>
+          <w:sz w:val="21"/>
+          <w:szCs w:val="21"/>
         </w:rPr>
         <w:t>2\. **All alert options are in this section**</w:t>
       </w:r>
     </w:p>
     <w:p>
       <w:pPr>
-        <w:pStyle w:val="PlainText"/>
-        <w:rPr>
-          <w:rFonts w:ascii="Courier New" w:hAnsi="Courier New" w:cs="Courier New"/>
-        </w:rPr>
-      </w:pPr>
-    </w:p>
-    <w:p>
-      <w:pPr>
-        <w:pStyle w:val="PlainText"/>
-        <w:rPr>
-          <w:rFonts w:ascii="Courier New" w:hAnsi="Courier New" w:cs="Courier New"/>
-        </w:rPr>
-      </w:pPr>
-      <w:r>
-        <w:rPr>
-          <w:rFonts w:ascii="Courier New" w:hAnsi="Courier New" w:cs="Courier New"/>
-        </w:rPr>
-        <w:t>![](https://colony-recorder.s3.amazonaws.com/files/2026-03-05/19f78107-0f2b-4e39-bcda-629a353711c4/screenshot_b1a763fca67642fb8005951ce1f54698_text_export.jpeg)</w:t>
-      </w:r>
-    </w:p>
-    <w:p>
-      <w:pPr>
-        <w:pStyle w:val="PlainText"/>
-        <w:rPr>
-          <w:rFonts w:ascii="Courier New" w:hAnsi="Courier New" w:cs="Courier New"/>
-        </w:rPr>
-      </w:pPr>
-    </w:p>
-    <w:p>
-      <w:pPr>
-        <w:pStyle w:val="PlainText"/>
-        <w:rPr>
-          <w:rFonts w:ascii="Courier New" w:hAnsi="Courier New" w:cs="Courier New"/>
-        </w:rPr>
-      </w:pPr>
-    </w:p>
-    <w:p>
-      <w:pPr>
-        <w:pStyle w:val="PlainText"/>
-        <w:rPr>
-          <w:rFonts w:ascii="Courier New" w:hAnsi="Courier New" w:cs="Courier New"/>
-        </w:rPr>
-      </w:pPr>
-      <w:r>
-        <w:rPr>
-          <w:rFonts w:ascii="Courier New" w:hAnsi="Courier New" w:cs="Courier New"/>
+        <w:rPr>
+          <w:rFonts w:ascii="Courier New" w:hAnsi="Courier New" w:cs="Courier New"/>
+          <w:sz w:val="21"/>
+          <w:szCs w:val="21"/>
+        </w:rPr>
+      </w:pPr>
+    </w:p>
+    <w:p>
+      <w:pPr>
+        <w:rPr>
+          <w:rFonts w:ascii="Courier New" w:hAnsi="Courier New" w:cs="Courier New"/>
+          <w:sz w:val="21"/>
+          <w:szCs w:val="21"/>
+        </w:rPr>
+      </w:pPr>
+      <w:proofErr w:type="gramStart"/>
+      <w:r>
+        <w:rPr>
+          <w:rFonts w:ascii="Courier New" w:hAnsi="Courier New" w:cs="Courier New"/>
+          <w:sz w:val="21"/>
+          <w:szCs w:val="21"/>
+        </w:rPr>
+        <w:t>![</w:t>
+      </w:r>
+      <w:proofErr w:type="gramEnd"/>
+      <w:r>
+        <w:rPr>
+          <w:rFonts w:ascii="Courier New" w:hAnsi="Courier New" w:cs="Courier New"/>
+          <w:sz w:val="21"/>
+          <w:szCs w:val="21"/>
+        </w:rPr>
+        <w:t>](https://colony-recorder.s3.amazonaws.com/files/2026-03-05/19f78107-0f2b-4e39-bcda-629a353711c4/screenshot_64162f42fe104897856e7f41e68c3665_text_export.jpeg)</w:t>
+      </w:r>
+    </w:p>
+    <w:p>
+      <w:pPr>
+        <w:rPr>
+          <w:rFonts w:ascii="Courier New" w:hAnsi="Courier New" w:cs="Courier New"/>
+          <w:sz w:val="21"/>
+          <w:szCs w:val="21"/>
+        </w:rPr>
+      </w:pPr>
+    </w:p>
+    <w:p>
+      <w:pPr>
+        <w:rPr>
+          <w:rFonts w:ascii="Courier New" w:hAnsi="Courier New" w:cs="Courier New"/>
+          <w:sz w:val="21"/>
+          <w:szCs w:val="21"/>
+        </w:rPr>
+      </w:pPr>
+    </w:p>
+    <w:p>
+      <w:pPr>
+        <w:rPr>
+          <w:rFonts w:ascii="Courier New" w:hAnsi="Courier New" w:cs="Courier New"/>
+          <w:sz w:val="21"/>
+          <w:szCs w:val="21"/>
+        </w:rPr>
+      </w:pPr>
+      <w:r>
+        <w:rPr>
+          <w:rFonts w:ascii="Courier New" w:hAnsi="Courier New" w:cs="Courier New"/>
+          <w:sz w:val="21"/>
+          <w:szCs w:val="21"/>
         </w:rPr>
         <w:t>3\. **'Account alerts' is where you can set and manage alerts for balance changes, deposits, and withdrawals**</w:t>
       </w:r>
     </w:p>
     <w:p>
       <w:pPr>
-        <w:pStyle w:val="PlainText"/>
-        <w:rPr>
-          <w:rFonts w:ascii="Courier New" w:hAnsi="Courier New" w:cs="Courier New"/>
-        </w:rPr>
-      </w:pPr>
-    </w:p>
-    <w:p>
-      <w:pPr>
-        <w:pStyle w:val="PlainText"/>
-        <w:rPr>
-          <w:rFonts w:ascii="Courier New" w:hAnsi="Courier New" w:cs="Courier New"/>
-        </w:rPr>
-      </w:pPr>
-      <w:r>
-        <w:rPr>
-          <w:rFonts w:ascii="Courier New" w:hAnsi="Courier New" w:cs="Courier New"/>
-        </w:rPr>
-        <w:t>![](https://colony-recorder.s3.amazonaws.com/files/2026-03-05/e27d0c31-ba30-48b6-82ad-0dd07a4f129b/screenshot_55d15c82aafc484cb4bff692ec26516e_text_export.jpeg)</w:t>
-      </w:r>
-    </w:p>
-    <w:p>
-      <w:pPr>
-        <w:pStyle w:val="PlainText"/>
-        <w:rPr>
-          <w:rFonts w:ascii="Courier New" w:hAnsi="Courier New" w:cs="Courier New"/>
-        </w:rPr>
-      </w:pPr>
-    </w:p>
-    <w:p>
-      <w:pPr>
-        <w:pStyle w:val="PlainText"/>
-        <w:rPr>
-          <w:rFonts w:ascii="Courier New" w:hAnsi="Courier New" w:cs="Courier New"/>
-        </w:rPr>
-      </w:pPr>
-    </w:p>
-    <w:p>
-      <w:pPr>
-        <w:pStyle w:val="PlainText"/>
-        <w:rPr>
-          <w:rFonts w:ascii="Courier New" w:hAnsi="Courier New" w:cs="Courier New"/>
-        </w:rPr>
-      </w:pPr>
-      <w:r>
-        <w:rPr>
-          <w:rFonts w:ascii="Courier New" w:hAnsi="Courier New" w:cs="Courier New"/>
+        <w:rPr>
+          <w:rFonts w:ascii="Courier New" w:hAnsi="Courier New" w:cs="Courier New"/>
+          <w:sz w:val="21"/>
+          <w:szCs w:val="21"/>
+        </w:rPr>
+      </w:pPr>
+    </w:p>
+    <w:p>
+      <w:pPr>
+        <w:rPr>
+          <w:rFonts w:ascii="Courier New" w:hAnsi="Courier New" w:cs="Courier New"/>
+          <w:sz w:val="21"/>
+          <w:szCs w:val="21"/>
+        </w:rPr>
+      </w:pPr>
+      <w:proofErr w:type="gramStart"/>
+      <w:r>
+        <w:rPr>
+          <w:rFonts w:ascii="Courier New" w:hAnsi="Courier New" w:cs="Courier New"/>
+          <w:sz w:val="21"/>
+          <w:szCs w:val="21"/>
+        </w:rPr>
+        <w:t>![</w:t>
+      </w:r>
+      <w:proofErr w:type="gramEnd"/>
+      <w:r>
+        <w:rPr>
+          <w:rFonts w:ascii="Courier New" w:hAnsi="Courier New" w:cs="Courier New"/>
+          <w:sz w:val="21"/>
+          <w:szCs w:val="21"/>
+        </w:rPr>
+        <w:t>](https://colony-recorder.s3.amazonaws.com/files/2026-03-05/e27d0c31-ba30-48b6-82ad-0dd07a4f129b/screenshot_3488f931c8d8438285d99ca092ed7e16_text_export.jpeg)</w:t>
+      </w:r>
+    </w:p>
+    <w:p>
+      <w:pPr>
+        <w:rPr>
+          <w:rFonts w:ascii="Courier New" w:hAnsi="Courier New" w:cs="Courier New"/>
+          <w:sz w:val="21"/>
+          <w:szCs w:val="21"/>
+        </w:rPr>
+      </w:pPr>
+    </w:p>
+    <w:p>
+      <w:pPr>
+        <w:rPr>
+          <w:rFonts w:ascii="Courier New" w:hAnsi="Courier New" w:cs="Courier New"/>
+          <w:sz w:val="21"/>
+          <w:szCs w:val="21"/>
+        </w:rPr>
+      </w:pPr>
+    </w:p>
+    <w:p>
+      <w:pPr>
+        <w:rPr>
+          <w:rFonts w:ascii="Courier New" w:hAnsi="Courier New" w:cs="Courier New"/>
+          <w:sz w:val="21"/>
+          <w:szCs w:val="21"/>
+        </w:rPr>
+      </w:pPr>
+      <w:r>
+        <w:rPr>
+          <w:rFonts w:ascii="Courier New" w:hAnsi="Courier New" w:cs="Courier New"/>
+          <w:sz w:val="21"/>
+          <w:szCs w:val="21"/>
         </w:rPr>
         <w:t>4\. **Click "Add a new alert" under the alert you want to set up**</w:t>
       </w:r>
     </w:p>
     <w:p>
       <w:pPr>
-        <w:pStyle w:val="PlainText"/>
-        <w:rPr>
-          <w:rFonts w:ascii="Courier New" w:hAnsi="Courier New" w:cs="Courier New"/>
-        </w:rPr>
-      </w:pPr>
-    </w:p>
-    <w:p>
-      <w:pPr>
-        <w:pStyle w:val="PlainText"/>
-        <w:rPr>
-          <w:rFonts w:ascii="Courier New" w:hAnsi="Courier New" w:cs="Courier New"/>
-        </w:rPr>
-      </w:pPr>
-      <w:r>
-        <w:rPr>
-          <w:rFonts w:ascii="Courier New" w:hAnsi="Courier New" w:cs="Courier New"/>
-        </w:rPr>
-        <w:t>![](https://colony-recorder.s3.amazonaws.com/files/2026-03-05/14558fde-2901-4cad-9632-8e1223b9ef0a/user_cropped_screenshot_970d1e970c8a463381a2f4639f707dac_text_export.jpeg)</w:t>
-      </w:r>
-    </w:p>
-    <w:p>
-      <w:pPr>
-        <w:pStyle w:val="PlainText"/>
-        <w:rPr>
-          <w:rFonts w:ascii="Courier New" w:hAnsi="Courier New" w:cs="Courier New"/>
-        </w:rPr>
-      </w:pPr>
-    </w:p>
-    <w:p>
-      <w:pPr>
-        <w:pStyle w:val="PlainText"/>
-        <w:rPr>
-          <w:rFonts w:ascii="Courier New" w:hAnsi="Courier New" w:cs="Courier New"/>
-        </w:rPr>
-      </w:pPr>
-    </w:p>
-    <w:p>
-      <w:pPr>
-        <w:pStyle w:val="PlainText"/>
-        <w:rPr>
-          <w:rFonts w:ascii="Courier New" w:hAnsi="Courier New" w:cs="Courier New"/>
-        </w:rPr>
-      </w:pPr>
-      <w:r>
-        <w:rPr>
-          <w:rFonts w:ascii="Courier New" w:hAnsi="Courier New" w:cs="Courier New"/>
+        <w:rPr>
+          <w:rFonts w:ascii="Courier New" w:hAnsi="Courier New" w:cs="Courier New"/>
+          <w:sz w:val="21"/>
+          <w:szCs w:val="21"/>
+        </w:rPr>
+      </w:pPr>
+    </w:p>
+    <w:p>
+      <w:pPr>
+        <w:rPr>
+          <w:rFonts w:ascii="Courier New" w:hAnsi="Courier New" w:cs="Courier New"/>
+          <w:sz w:val="21"/>
+          <w:szCs w:val="21"/>
+        </w:rPr>
+      </w:pPr>
+      <w:proofErr w:type="gramStart"/>
+      <w:r>
+        <w:rPr>
+          <w:rFonts w:ascii="Courier New" w:hAnsi="Courier New" w:cs="Courier New"/>
+          <w:sz w:val="21"/>
+          <w:szCs w:val="21"/>
+        </w:rPr>
+        <w:lastRenderedPageBreak/>
+        <w:t>![</w:t>
+      </w:r>
+      <w:proofErr w:type="gramEnd"/>
+      <w:r>
+        <w:rPr>
+          <w:rFonts w:ascii="Courier New" w:hAnsi="Courier New" w:cs="Courier New"/>
+          <w:sz w:val="21"/>
+          <w:szCs w:val="21"/>
+        </w:rPr>
+        <w:t>](https://colony-recorder.s3.amazonaws.com/files/2026-03-05/14558fde-2901-4cad-9632-8e1223b9ef0a/user_cropped_screenshot_13fe83ebd8ee46ab9bb4a0e28b9933bc_text_export.jpeg)</w:t>
+      </w:r>
+    </w:p>
+    <w:p>
+      <w:pPr>
+        <w:rPr>
+          <w:rFonts w:ascii="Courier New" w:hAnsi="Courier New" w:cs="Courier New"/>
+          <w:sz w:val="21"/>
+          <w:szCs w:val="21"/>
+        </w:rPr>
+      </w:pPr>
+    </w:p>
+    <w:p>
+      <w:pPr>
+        <w:rPr>
+          <w:rFonts w:ascii="Courier New" w:hAnsi="Courier New" w:cs="Courier New"/>
+          <w:sz w:val="21"/>
+          <w:szCs w:val="21"/>
+        </w:rPr>
+      </w:pPr>
+    </w:p>
+    <w:p>
+      <w:pPr>
+        <w:rPr>
+          <w:rFonts w:ascii="Courier New" w:hAnsi="Courier New" w:cs="Courier New"/>
+          <w:sz w:val="21"/>
+          <w:szCs w:val="21"/>
+        </w:rPr>
+      </w:pPr>
+      <w:r>
+        <w:rPr>
+          <w:rFonts w:ascii="Courier New" w:hAnsi="Courier New" w:cs="Courier New"/>
+          <w:sz w:val="21"/>
+          <w:szCs w:val="21"/>
         </w:rPr>
         <w:t>Tip: - **Balance alerts let you know when your balance reaches a certain threshold**</w:t>
       </w:r>
     </w:p>
     <w:p>
       <w:pPr>
-        <w:pStyle w:val="PlainText"/>
-        <w:rPr>
-          <w:rFonts w:ascii="Courier New" w:hAnsi="Courier New" w:cs="Courier New"/>
-        </w:rPr>
-      </w:pPr>
-      <w:r>
-        <w:rPr>
-          <w:rFonts w:ascii="Courier New" w:hAnsi="Courier New" w:cs="Courier New"/>
+        <w:rPr>
+          <w:rFonts w:ascii="Courier New" w:hAnsi="Courier New" w:cs="Courier New"/>
+          <w:sz w:val="21"/>
+          <w:szCs w:val="21"/>
+        </w:rPr>
+      </w:pPr>
+      <w:r>
+        <w:rPr>
+          <w:rFonts w:ascii="Courier New" w:hAnsi="Courier New" w:cs="Courier New"/>
+          <w:sz w:val="21"/>
+          <w:szCs w:val="21"/>
         </w:rPr>
         <w:t xml:space="preserve">- **Periodic Balance alerts will let you know what your balance is on a schedule** </w:t>
       </w:r>
     </w:p>
     <w:p>
       <w:pPr>
-        <w:pStyle w:val="PlainText"/>
-        <w:rPr>
-          <w:rFonts w:ascii="Courier New" w:hAnsi="Courier New" w:cs="Courier New"/>
-        </w:rPr>
-      </w:pPr>
-      <w:r>
-        <w:rPr>
-          <w:rFonts w:ascii="Courier New" w:hAnsi="Courier New" w:cs="Courier New"/>
+        <w:rPr>
+          <w:rFonts w:ascii="Courier New" w:hAnsi="Courier New" w:cs="Courier New"/>
+          <w:sz w:val="21"/>
+          <w:szCs w:val="21"/>
+        </w:rPr>
+      </w:pPr>
+      <w:r>
+        <w:rPr>
+          <w:rFonts w:ascii="Courier New" w:hAnsi="Courier New" w:cs="Courier New"/>
+          <w:sz w:val="21"/>
+          <w:szCs w:val="21"/>
         </w:rPr>
         <w:t>- **Deposit Alerts notify you when you receive a deposit**</w:t>
       </w:r>
     </w:p>
     <w:p>
       <w:pPr>
-        <w:pStyle w:val="PlainText"/>
-        <w:rPr>
-          <w:rFonts w:ascii="Courier New" w:hAnsi="Courier New" w:cs="Courier New"/>
-        </w:rPr>
-      </w:pPr>
-      <w:r>
-        <w:rPr>
-          <w:rFonts w:ascii="Courier New" w:hAnsi="Courier New" w:cs="Courier New"/>
+        <w:rPr>
+          <w:rFonts w:ascii="Courier New" w:hAnsi="Courier New" w:cs="Courier New"/>
+          <w:sz w:val="21"/>
+          <w:szCs w:val="21"/>
+        </w:rPr>
+      </w:pPr>
+      <w:r>
+        <w:rPr>
+          <w:rFonts w:ascii="Courier New" w:hAnsi="Courier New" w:cs="Courier New"/>
+          <w:sz w:val="21"/>
+          <w:szCs w:val="21"/>
         </w:rPr>
         <w:t>- **Withdrawal Alerts notify you when funds are taken out of your account**</w:t>
       </w:r>
     </w:p>
     <w:p>
       <w:pPr>
-        <w:pStyle w:val="PlainText"/>
-        <w:rPr>
-          <w:rFonts w:ascii="Courier New" w:hAnsi="Courier New" w:cs="Courier New"/>
-        </w:rPr>
-      </w:pPr>
-    </w:p>
-    <w:p>
-      <w:pPr>
-        <w:pStyle w:val="PlainText"/>
-        <w:rPr>
-          <w:rFonts w:ascii="Courier New" w:hAnsi="Courier New" w:cs="Courier New"/>
-        </w:rPr>
-      </w:pPr>
-    </w:p>
-    <w:p>
-      <w:pPr>
-        <w:pStyle w:val="PlainText"/>
-        <w:rPr>
-          <w:rFonts w:ascii="Courier New" w:hAnsi="Courier New" w:cs="Courier New"/>
-        </w:rPr>
-      </w:pPr>
-      <w:r>
-        <w:rPr>
-          <w:rFonts w:ascii="Courier New" w:hAnsi="Courier New" w:cs="Courier New"/>
-        </w:rPr>
-        <w:t>5\. **For Balance alerts, select an account.**</w:t>
-      </w:r>
-    </w:p>
-    <w:p>
-      <w:pPr>
-        <w:pStyle w:val="PlainText"/>
-        <w:rPr>
-          <w:rFonts w:ascii="Courier New" w:hAnsi="Courier New" w:cs="Courier New"/>
-        </w:rPr>
-      </w:pPr>
-    </w:p>
-    <w:p>
-      <w:pPr>
-        <w:pStyle w:val="PlainText"/>
-        <w:rPr>
-          <w:rFonts w:ascii="Courier New" w:hAnsi="Courier New" w:cs="Courier New"/>
-        </w:rPr>
-      </w:pPr>
-      <w:r>
-        <w:rPr>
-          <w:rFonts w:ascii="Courier New" w:hAnsi="Courier New" w:cs="Courier New"/>
-        </w:rPr>
-        <w:t>![](https://colony-recorder.s3.amazonaws.com/files/2026-03-05/f74bc3dc-d5f4-41bb-985b-1bf487257a73/user_cropped_screenshot_d44be7d80473456a861a63bf1bcbde72_text_export.jpeg)</w:t>
-      </w:r>
-    </w:p>
-    <w:p>
-      <w:pPr>
-        <w:pStyle w:val="PlainText"/>
-        <w:rPr>
-          <w:rFonts w:ascii="Courier New" w:hAnsi="Courier New" w:cs="Courier New"/>
-        </w:rPr>
-      </w:pPr>
-    </w:p>
-    <w:p>
-      <w:pPr>
-        <w:pStyle w:val="PlainText"/>
-        <w:rPr>
-          <w:rFonts w:ascii="Courier New" w:hAnsi="Courier New" w:cs="Courier New"/>
-        </w:rPr>
-      </w:pPr>
-    </w:p>
-    <w:p>
-      <w:pPr>
-        <w:pStyle w:val="PlainText"/>
-        <w:rPr>
-          <w:rFonts w:ascii="Courier New" w:hAnsi="Courier New" w:cs="Courier New"/>
-        </w:rPr>
-      </w:pPr>
-      <w:r>
-        <w:rPr>
-          <w:rFonts w:ascii="Courier New" w:hAnsi="Courier New" w:cs="Courier New"/>
+        <w:rPr>
+          <w:rFonts w:ascii="Courier New" w:hAnsi="Courier New" w:cs="Courier New"/>
+          <w:sz w:val="21"/>
+          <w:szCs w:val="21"/>
+        </w:rPr>
+      </w:pPr>
+    </w:p>
+    <w:p>
+      <w:pPr>
+        <w:rPr>
+          <w:rFonts w:ascii="Courier New" w:hAnsi="Courier New" w:cs="Courier New"/>
+          <w:sz w:val="21"/>
+          <w:szCs w:val="21"/>
+        </w:rPr>
+      </w:pPr>
+    </w:p>
+    <w:p>
+      <w:pPr>
+        <w:rPr>
+          <w:rFonts w:ascii="Courier New" w:hAnsi="Courier New" w:cs="Courier New"/>
+          <w:sz w:val="21"/>
+          <w:szCs w:val="21"/>
+        </w:rPr>
+      </w:pPr>
+      <w:r>
+        <w:rPr>
+          <w:rFonts w:ascii="Courier New" w:hAnsi="Courier New" w:cs="Courier New"/>
+          <w:sz w:val="21"/>
+          <w:szCs w:val="21"/>
+        </w:rPr>
+        <w:t>5\. **For Balance alerts, select an account**</w:t>
+      </w:r>
+    </w:p>
+    <w:p>
+      <w:pPr>
+        <w:rPr>
+          <w:rFonts w:ascii="Courier New" w:hAnsi="Courier New" w:cs="Courier New"/>
+          <w:sz w:val="21"/>
+          <w:szCs w:val="21"/>
+        </w:rPr>
+      </w:pPr>
+    </w:p>
+    <w:p>
+      <w:pPr>
+        <w:rPr>
+          <w:rFonts w:ascii="Courier New" w:hAnsi="Courier New" w:cs="Courier New"/>
+          <w:sz w:val="21"/>
+          <w:szCs w:val="21"/>
+        </w:rPr>
+      </w:pPr>
+      <w:proofErr w:type="gramStart"/>
+      <w:r>
+        <w:rPr>
+          <w:rFonts w:ascii="Courier New" w:hAnsi="Courier New" w:cs="Courier New"/>
+          <w:sz w:val="21"/>
+          <w:szCs w:val="21"/>
+        </w:rPr>
+        <w:t>![</w:t>
+      </w:r>
+      <w:proofErr w:type="gramEnd"/>
+      <w:r>
+        <w:rPr>
+          <w:rFonts w:ascii="Courier New" w:hAnsi="Courier New" w:cs="Courier New"/>
+          <w:sz w:val="21"/>
+          <w:szCs w:val="21"/>
+        </w:rPr>
+        <w:t>](https://colony-recorder.s3.amazonaws.com/files/2026-03-05/f74bc3dc-d5f4-41bb-985b-1bf487257a73/user_cropped_screenshot_a0d9a428f04a4742bf326443c0010d4f_text_export.jpeg)</w:t>
+      </w:r>
+    </w:p>
+    <w:p>
+      <w:pPr>
+        <w:rPr>
+          <w:rFonts w:ascii="Courier New" w:hAnsi="Courier New" w:cs="Courier New"/>
+          <w:sz w:val="21"/>
+          <w:szCs w:val="21"/>
+        </w:rPr>
+      </w:pPr>
+    </w:p>
+    <w:p>
+      <w:pPr>
+        <w:rPr>
+          <w:rFonts w:ascii="Courier New" w:hAnsi="Courier New" w:cs="Courier New"/>
+          <w:sz w:val="21"/>
+          <w:szCs w:val="21"/>
+        </w:rPr>
+      </w:pPr>
+    </w:p>
+    <w:p>
+      <w:pPr>
+        <w:rPr>
+          <w:rFonts w:ascii="Courier New" w:hAnsi="Courier New" w:cs="Courier New"/>
+          <w:sz w:val="21"/>
+          <w:szCs w:val="21"/>
+        </w:rPr>
+      </w:pPr>
+      <w:r>
+        <w:rPr>
+          <w:rFonts w:ascii="Courier New" w:hAnsi="Courier New" w:cs="Courier New"/>
+          <w:sz w:val="21"/>
+          <w:szCs w:val="21"/>
         </w:rPr>
         <w:t>6\. **Select to be alerted when the balance is Greater Than or Less Than a certain amount**</w:t>
       </w:r>
     </w:p>
     <w:p>
       <w:pPr>
-        <w:pStyle w:val="PlainText"/>
-        <w:rPr>
-          <w:rFonts w:ascii="Courier New" w:hAnsi="Courier New" w:cs="Courier New"/>
-        </w:rPr>
-      </w:pPr>
-    </w:p>
-    <w:p>
-      <w:pPr>
-        <w:pStyle w:val="PlainText"/>
-        <w:rPr>
-          <w:rFonts w:ascii="Courier New" w:hAnsi="Courier New" w:cs="Courier New"/>
-        </w:rPr>
-      </w:pPr>
-      <w:r>
-        <w:rPr>
-          <w:rFonts w:ascii="Courier New" w:hAnsi="Courier New" w:cs="Courier New"/>
-        </w:rPr>
-        <w:t>![](https://colony-recorder.s3.amazonaws.com/files/2025-05-27/2dd7a189-6532-4a8e-bb85-02e0c28ad764/user_cropped_screenshot_e51322fdb70642f18ea46028c7a49a04_text_export.jpeg)</w:t>
-      </w:r>
-    </w:p>
-    <w:p>
-      <w:pPr>
-        <w:pStyle w:val="PlainText"/>
-        <w:rPr>
-          <w:rFonts w:ascii="Courier New" w:hAnsi="Courier New" w:cs="Courier New"/>
-        </w:rPr>
-      </w:pPr>
-    </w:p>
-    <w:p>
-      <w:pPr>
-        <w:pStyle w:val="PlainText"/>
-        <w:rPr>
-          <w:rFonts w:ascii="Courier New" w:hAnsi="Courier New" w:cs="Courier New"/>
-        </w:rPr>
-      </w:pPr>
-    </w:p>
-    <w:p>
-      <w:pPr>
-        <w:pStyle w:val="PlainText"/>
-        <w:rPr>
-          <w:rFonts w:ascii="Courier New" w:hAnsi="Courier New" w:cs="Courier New"/>
-        </w:rPr>
-      </w:pPr>
-      <w:r>
-        <w:rPr>
-          <w:rFonts w:ascii="Courier New" w:hAnsi="Courier New" w:cs="Courier New"/>
-        </w:rPr>
-        <w:t>7\. **Type an amount and hit "Save".**</w:t>
-      </w:r>
-    </w:p>
-    <w:p>
-      <w:pPr>
-        <w:pStyle w:val="PlainText"/>
-        <w:rPr>
-          <w:rFonts w:ascii="Courier New" w:hAnsi="Courier New" w:cs="Courier New"/>
-        </w:rPr>
-      </w:pPr>
-    </w:p>
-    <w:p>
-      <w:pPr>
-        <w:pStyle w:val="PlainText"/>
-        <w:rPr>
-          <w:rFonts w:ascii="Courier New" w:hAnsi="Courier New" w:cs="Courier New"/>
-        </w:rPr>
-      </w:pPr>
-      <w:r>
-        <w:rPr>
-          <w:rFonts w:ascii="Courier New" w:hAnsi="Courier New" w:cs="Courier New"/>
-        </w:rPr>
-        <w:t>![](https://colony-recorder.s3.amazonaws.com/files/2025-05-27/5e412dd3-afdf-4cb4-ba2b-faf077ebc8f2/user_cropped_screenshot_e3c0c9bd4b3b436ba0ab8e1c091215a4_text_export.jpeg)</w:t>
-      </w:r>
-    </w:p>
-    <w:p>
-      <w:pPr>
-        <w:pStyle w:val="PlainText"/>
-        <w:rPr>
-          <w:rFonts w:ascii="Courier New" w:hAnsi="Courier New" w:cs="Courier New"/>
-        </w:rPr>
-      </w:pPr>
-    </w:p>
-    <w:p>
-      <w:pPr>
-        <w:pStyle w:val="PlainText"/>
-        <w:rPr>
-          <w:rFonts w:ascii="Courier New" w:hAnsi="Courier New" w:cs="Courier New"/>
-        </w:rPr>
-      </w:pPr>
-    </w:p>
-    <w:p>
-      <w:pPr>
-        <w:pStyle w:val="PlainText"/>
-        <w:rPr>
-          <w:rFonts w:ascii="Courier New" w:hAnsi="Courier New" w:cs="Courier New"/>
-        </w:rPr>
-      </w:pPr>
-      <w:r>
-        <w:rPr>
-          <w:rFonts w:ascii="Courier New" w:hAnsi="Courier New" w:cs="Courier New"/>
-        </w:rPr>
-        <w:t>Tip: **This particular alert will send you a notification when your Available Balance goes above or below the amount set.**</w:t>
-      </w:r>
-    </w:p>
-    <w:p>
-      <w:pPr>
-        <w:pStyle w:val="PlainText"/>
-        <w:rPr>
-          <w:rFonts w:ascii="Courier New" w:hAnsi="Courier New" w:cs="Courier New"/>
-        </w:rPr>
-      </w:pPr>
-    </w:p>
-    <w:p>
-      <w:pPr>
-        <w:pStyle w:val="PlainText"/>
-        <w:rPr>
-          <w:rFonts w:ascii="Courier New" w:hAnsi="Courier New" w:cs="Courier New"/>
-        </w:rPr>
-      </w:pPr>
-    </w:p>
-    <w:p>
-      <w:pPr>
-        <w:pStyle w:val="PlainText"/>
-        <w:rPr>
-          <w:rFonts w:ascii="Courier New" w:hAnsi="Courier New" w:cs="Courier New"/>
-        </w:rPr>
-      </w:pPr>
-      <w:r>
-        <w:rPr>
-          <w:rFonts w:ascii="Courier New" w:hAnsi="Courier New" w:cs="Courier New"/>
-        </w:rPr>
-        <w:t>8\. **The text alerts will look like this:**</w:t>
-      </w:r>
-    </w:p>
-    <w:p>
-      <w:pPr>
-        <w:pStyle w:val="PlainText"/>
-        <w:rPr>
-          <w:rFonts w:ascii="Courier New" w:hAnsi="Courier New" w:cs="Courier New"/>
-        </w:rPr>
-      </w:pPr>
-    </w:p>
-    <w:p>
-      <w:pPr>
-        <w:pStyle w:val="PlainText"/>
-        <w:rPr>
-          <w:rFonts w:ascii="Courier New" w:hAnsi="Courier New" w:cs="Courier New"/>
-        </w:rPr>
-      </w:pPr>
-      <w:r>
-        <w:rPr>
-          <w:rFonts w:ascii="Courier New" w:hAnsi="Courier New" w:cs="Courier New"/>
-        </w:rPr>
-        <w:t>![](https://colony-recorder.s3.amazonaws.com/files/2025-06-11/bc787a23-e61f-4a58-98d5-313980d928a8/screenshot_c57ce41240c64b8eaa7d0143e58ac787_text_export.jpeg)</w:t>
-      </w:r>
-    </w:p>
-    <w:p>
-      <w:pPr>
-        <w:pStyle w:val="PlainText"/>
-        <w:rPr>
-          <w:rFonts w:ascii="Courier New" w:hAnsi="Courier New" w:cs="Courier New"/>
-        </w:rPr>
-      </w:pPr>
-    </w:p>
-    <w:p>
-      <w:pPr>
-        <w:pStyle w:val="PlainText"/>
-        <w:rPr>
-          <w:rFonts w:ascii="Courier New" w:hAnsi="Courier New" w:cs="Courier New"/>
-        </w:rPr>
-      </w:pPr>
-    </w:p>
-    <w:p>
-      <w:pPr>
-        <w:pStyle w:val="PlainText"/>
-        <w:rPr>
-          <w:rFonts w:ascii="Courier New" w:hAnsi="Courier New" w:cs="Courier New"/>
-        </w:rPr>
-      </w:pPr>
-      <w:r>
-        <w:rPr>
-          <w:rFonts w:ascii="Courier New" w:hAnsi="Courier New" w:cs="Courier New"/>
-        </w:rPr>
-        <w:t>9\. **The email alerts will look like this:**</w:t>
-      </w:r>
-    </w:p>
-    <w:p>
-      <w:pPr>
-        <w:pStyle w:val="PlainText"/>
-        <w:rPr>
-          <w:rFonts w:ascii="Courier New" w:hAnsi="Courier New" w:cs="Courier New"/>
-        </w:rPr>
-      </w:pPr>
-    </w:p>
-    <w:p>
-      <w:pPr>
-        <w:pStyle w:val="PlainText"/>
-        <w:rPr>
-          <w:rFonts w:ascii="Courier New" w:hAnsi="Courier New" w:cs="Courier New"/>
-        </w:rPr>
-      </w:pPr>
-      <w:r>
-        <w:rPr>
-          <w:rFonts w:ascii="Courier New" w:hAnsi="Courier New" w:cs="Courier New"/>
-        </w:rPr>
-        <w:t>![](https://colony-recorder.s3.amazonaws.com/files/2025-06-10/10fad6c2-d5af-4b48-bf6d-28e5cc7f027d/user_cropped_screenshot_dd7732b6d5084cd9a72c4090d07119ea_text_export.jpeg)</w:t>
-      </w:r>
-    </w:p>
-    <w:p>
-      <w:pPr>
-        <w:pStyle w:val="PlainText"/>
-        <w:rPr>
-          <w:rFonts w:ascii="Courier New" w:hAnsi="Courier New" w:cs="Courier New"/>
-        </w:rPr>
-      </w:pPr>
-    </w:p>
-    <w:p>
-      <w:pPr>
-        <w:pStyle w:val="PlainText"/>
-        <w:rPr>
-          <w:rFonts w:ascii="Courier New" w:hAnsi="Courier New" w:cs="Courier New"/>
-        </w:rPr>
-      </w:pPr>
-    </w:p>
-    <w:p>
-      <w:pPr>
-        <w:pStyle w:val="PlainText"/>
-        <w:rPr>
-          <w:rFonts w:ascii="Courier New" w:hAnsi="Courier New" w:cs="Courier New"/>
-        </w:rPr>
-      </w:pPr>
-      <w:r>
-        <w:rPr>
-          <w:rFonts w:ascii="Courier New" w:hAnsi="Courier New" w:cs="Courier New"/>
-        </w:rPr>
-        <w:t>10\. **Mandatory Alerts are alerts that are automatically turned on and cannot be turned off.**</w:t>
-      </w:r>
-    </w:p>
-    <w:p>
-      <w:pPr>
-        <w:pStyle w:val="PlainText"/>
-        <w:rPr>
-          <w:rFonts w:ascii="Courier New" w:hAnsi="Courier New" w:cs="Courier New"/>
-        </w:rPr>
-      </w:pPr>
-    </w:p>
-    <w:p>
-      <w:pPr>
-        <w:pStyle w:val="PlainText"/>
-        <w:rPr>
-          <w:rFonts w:ascii="Courier New" w:hAnsi="Courier New" w:cs="Courier New"/>
-        </w:rPr>
-      </w:pPr>
-      <w:r>
-        <w:rPr>
-          <w:rFonts w:ascii="Courier New" w:hAnsi="Courier New" w:cs="Courier New"/>
-        </w:rPr>
-        <w:t>![](https://colony-recorder.s3.amazonaws.com/files/2025-05-29/5fd5dbae-ba50-4e84-ab30-6b0907956953/user_cropped_screenshot_c4fffdb23c844dd38ef5ef0614d172a0_text_export.jpeg)</w:t>
-      </w:r>
-    </w:p>
-    <w:p>
-      <w:pPr>
-        <w:pStyle w:val="PlainText"/>
-        <w:rPr>
-          <w:rFonts w:ascii="Courier New" w:hAnsi="Courier New" w:cs="Courier New"/>
-        </w:rPr>
-      </w:pPr>
-    </w:p>
-    <w:p>
-      <w:pPr>
-        <w:pStyle w:val="PlainText"/>
-        <w:rPr>
-          <w:rFonts w:ascii="Courier New" w:hAnsi="Courier New" w:cs="Courier New"/>
-        </w:rPr>
-      </w:pPr>
-    </w:p>
-    <w:p>
-      <w:pPr>
-        <w:pStyle w:val="PlainText"/>
-        <w:rPr>
-          <w:rFonts w:ascii="Courier New" w:hAnsi="Courier New" w:cs="Courier New"/>
-        </w:rPr>
-      </w:pPr>
-      <w:r>
-        <w:rPr>
-          <w:rFonts w:ascii="Courier New" w:hAnsi="Courier New" w:cs="Courier New"/>
-        </w:rPr>
-        <w:t>11\. **Alert Preferences lets you turn alerts on/off and choose how to receive alerts (push notification, SMS, email).**</w:t>
-      </w:r>
-    </w:p>
-    <w:p>
-      <w:pPr>
-        <w:pStyle w:val="PlainText"/>
-        <w:rPr>
-          <w:rFonts w:ascii="Courier New" w:hAnsi="Courier New" w:cs="Courier New"/>
-        </w:rPr>
-      </w:pPr>
-    </w:p>
-    <w:p>
-      <w:pPr>
-        <w:pStyle w:val="PlainText"/>
-        <w:rPr>
-          <w:rFonts w:ascii="Courier New" w:hAnsi="Courier New" w:cs="Courier New"/>
-        </w:rPr>
-      </w:pPr>
-      <w:r>
-        <w:rPr>
-          <w:rFonts w:ascii="Courier New" w:hAnsi="Courier New" w:cs="Courier New"/>
-        </w:rPr>
-        <w:t>![](https://colony-recorder.s3.amazonaws.com/files/2026-03-05/a11b2d9f-9026-4903-a2dd-</w:t>
-      </w:r>
-      <w:r>
-        <w:rPr>
-          <w:rFonts w:ascii="Courier New" w:hAnsi="Courier New" w:cs="Courier New"/>
+        <w:rPr>
+          <w:rFonts w:ascii="Courier New" w:hAnsi="Courier New" w:cs="Courier New"/>
+          <w:sz w:val="21"/>
+          <w:szCs w:val="21"/>
+        </w:rPr>
+      </w:pPr>
+    </w:p>
+    <w:p>
+      <w:pPr>
+        <w:rPr>
+          <w:rFonts w:ascii="Courier New" w:hAnsi="Courier New" w:cs="Courier New"/>
+          <w:sz w:val="21"/>
+          <w:szCs w:val="21"/>
+        </w:rPr>
+      </w:pPr>
+      <w:proofErr w:type="gramStart"/>
+      <w:r>
+        <w:rPr>
+          <w:rFonts w:ascii="Courier New" w:hAnsi="Courier New" w:cs="Courier New"/>
+          <w:sz w:val="21"/>
+          <w:szCs w:val="21"/>
+        </w:rPr>
+        <w:t>![</w:t>
+      </w:r>
+      <w:proofErr w:type="gramEnd"/>
+      <w:r>
+        <w:rPr>
+          <w:rFonts w:ascii="Courier New" w:hAnsi="Courier New" w:cs="Courier New"/>
+          <w:sz w:val="21"/>
+          <w:szCs w:val="21"/>
+        </w:rPr>
+        <w:t>](https://colony-recorder.s3.amazonaws.com/files/2025-05-27/2dd7a189-6532-4a8e-bb85-02e0c28ad764/user_cropped_screenshot_6e250e7be8474e93b8f7ea0c142aea48_text_export.jpeg)</w:t>
+      </w:r>
+    </w:p>
+    <w:p>
+      <w:pPr>
+        <w:rPr>
+          <w:rFonts w:ascii="Courier New" w:hAnsi="Courier New" w:cs="Courier New"/>
+          <w:sz w:val="21"/>
+          <w:szCs w:val="21"/>
+        </w:rPr>
+      </w:pPr>
+    </w:p>
+    <w:p>
+      <w:pPr>
+        <w:rPr>
+          <w:rFonts w:ascii="Courier New" w:hAnsi="Courier New" w:cs="Courier New"/>
+          <w:sz w:val="21"/>
+          <w:szCs w:val="21"/>
+        </w:rPr>
+      </w:pPr>
+    </w:p>
+    <w:p>
+      <w:pPr>
+        <w:rPr>
+          <w:rFonts w:ascii="Courier New" w:hAnsi="Courier New" w:cs="Courier New"/>
+          <w:sz w:val="21"/>
+          <w:szCs w:val="21"/>
+        </w:rPr>
+      </w:pPr>
+      <w:r>
+        <w:rPr>
+          <w:rFonts w:ascii="Courier New" w:hAnsi="Courier New" w:cs="Courier New"/>
+          <w:sz w:val="21"/>
+          <w:szCs w:val="21"/>
+        </w:rPr>
+        <w:t>7\. **Type an amount and hit "Save"**</w:t>
+      </w:r>
+    </w:p>
+    <w:p>
+      <w:pPr>
+        <w:rPr>
+          <w:rFonts w:ascii="Courier New" w:hAnsi="Courier New" w:cs="Courier New"/>
+          <w:sz w:val="21"/>
+          <w:szCs w:val="21"/>
+        </w:rPr>
+      </w:pPr>
+    </w:p>
+    <w:p>
+      <w:pPr>
+        <w:rPr>
+          <w:rFonts w:ascii="Courier New" w:hAnsi="Courier New" w:cs="Courier New"/>
+          <w:sz w:val="21"/>
+          <w:szCs w:val="21"/>
+        </w:rPr>
+      </w:pPr>
+      <w:proofErr w:type="gramStart"/>
+      <w:r>
+        <w:rPr>
+          <w:rFonts w:ascii="Courier New" w:hAnsi="Courier New" w:cs="Courier New"/>
+          <w:sz w:val="21"/>
+          <w:szCs w:val="21"/>
         </w:rPr>
         <w:lastRenderedPageBreak/>
-        <w:t>0a971a4bc4c6/user_cropped_screenshot_c3651f076bde46dc83cb06b6dfd2969a_text_export.jpeg)</w:t>
-      </w:r>
-    </w:p>
-    <w:p>
-      <w:pPr>
-        <w:pStyle w:val="PlainText"/>
-        <w:rPr>
-          <w:rFonts w:ascii="Courier New" w:hAnsi="Courier New" w:cs="Courier New"/>
-        </w:rPr>
-      </w:pPr>
-    </w:p>
-    <w:p>
-      <w:pPr>
-        <w:pStyle w:val="PlainText"/>
-        <w:rPr>
-          <w:rFonts w:ascii="Courier New" w:hAnsi="Courier New" w:cs="Courier New"/>
-        </w:rPr>
-      </w:pPr>
-    </w:p>
-    <w:p>
-      <w:pPr>
-        <w:pStyle w:val="PlainText"/>
-        <w:rPr>
-          <w:rFonts w:ascii="Courier New" w:hAnsi="Courier New" w:cs="Courier New"/>
-        </w:rPr>
-      </w:pPr>
-      <w:r>
-        <w:rPr>
-          <w:rFonts w:ascii="Courier New" w:hAnsi="Courier New" w:cs="Courier New"/>
-        </w:rPr>
-        <w:t>Tip: **Push notifications appear on your phone if you have the mobile app. SMS means you'll get the alert in a text message. Email alerts go to your email address.**</w:t>
-      </w:r>
-    </w:p>
-    <w:p>
-      <w:pPr>
-        <w:pStyle w:val="PlainText"/>
-        <w:rPr>
-          <w:rFonts w:ascii="Courier New" w:hAnsi="Courier New" w:cs="Courier New"/>
-        </w:rPr>
-      </w:pPr>
-    </w:p>
-    <w:p>
-      <w:pPr>
-        <w:pStyle w:val="PlainText"/>
-        <w:rPr>
-          <w:rFonts w:ascii="Courier New" w:hAnsi="Courier New" w:cs="Courier New"/>
-        </w:rPr>
-      </w:pPr>
-    </w:p>
-    <w:p>
-      <w:pPr>
-        <w:pStyle w:val="PlainText"/>
-        <w:rPr>
-          <w:rFonts w:ascii="Courier New" w:hAnsi="Courier New" w:cs="Courier New"/>
-        </w:rPr>
-      </w:pPr>
-      <w:r>
-        <w:rPr>
-          <w:rFonts w:ascii="Courier New" w:hAnsi="Courier New" w:cs="Courier New"/>
-        </w:rPr>
-        <w:t>12\. **Do-Not-Disturb lets you set times to mute alerts. Mandatory alerts will still be sent.**</w:t>
-      </w:r>
-    </w:p>
-    <w:p>
-      <w:pPr>
-        <w:pStyle w:val="PlainText"/>
-        <w:rPr>
-          <w:rFonts w:ascii="Courier New" w:hAnsi="Courier New" w:cs="Courier New"/>
-        </w:rPr>
-      </w:pPr>
-    </w:p>
-    <w:p>
-      <w:pPr>
-        <w:pStyle w:val="PlainText"/>
-        <w:rPr>
-          <w:rFonts w:ascii="Courier New" w:hAnsi="Courier New" w:cs="Courier New"/>
-        </w:rPr>
-      </w:pPr>
-      <w:r>
-        <w:rPr>
-          <w:rFonts w:ascii="Courier New" w:hAnsi="Courier New" w:cs="Courier New"/>
-        </w:rPr>
-        <w:t>![](https://colony-recorder.s3.amazonaws.com/files/2025-05-27/b398ed94-831c-48be-8d60-62dcc371aed0/user_cropped_screenshot_5940bb929a8d4befacd004331aafc1f1_text_export.jpeg)</w:t>
-      </w:r>
-    </w:p>
-    <w:p>
-      <w:pPr>
-        <w:pStyle w:val="PlainText"/>
-        <w:rPr>
-          <w:rFonts w:ascii="Courier New" w:hAnsi="Courier New" w:cs="Courier New"/>
-        </w:rPr>
-      </w:pPr>
-    </w:p>
-    <w:p>
-      <w:pPr>
-        <w:pStyle w:val="PlainText"/>
-        <w:rPr>
-          <w:rFonts w:ascii="Courier New" w:hAnsi="Courier New" w:cs="Courier New"/>
-        </w:rPr>
-      </w:pPr>
-    </w:p>
-    <w:p>
-      <w:pPr>
-        <w:pStyle w:val="PlainText"/>
-        <w:rPr>
-          <w:rFonts w:ascii="Courier New" w:hAnsi="Courier New" w:cs="Courier New"/>
-        </w:rPr>
-      </w:pPr>
-      <w:r>
-        <w:rPr>
-          <w:rFonts w:ascii="Courier New" w:hAnsi="Courier New" w:cs="Courier New"/>
-        </w:rPr>
-        <w:t>Tip: **If you don't receive alerts, check your contact information and notification settings, or contact support for help.**</w:t>
+        <w:t>![</w:t>
+      </w:r>
+      <w:proofErr w:type="gramEnd"/>
+      <w:r>
+        <w:rPr>
+          <w:rFonts w:ascii="Courier New" w:hAnsi="Courier New" w:cs="Courier New"/>
+          <w:sz w:val="21"/>
+          <w:szCs w:val="21"/>
+        </w:rPr>
+        <w:t>](https://colony-recorder.s3.amazonaws.com/files/2025-05-27/5e412dd3-afdf-4cb4-ba2b-faf077ebc8f2/user_cropped_screenshot_6766e5ca45f14c65bd95b3b39b0f6c0a_text_export.jpeg)</w:t>
+      </w:r>
+    </w:p>
+    <w:p>
+      <w:pPr>
+        <w:rPr>
+          <w:rFonts w:ascii="Courier New" w:hAnsi="Courier New" w:cs="Courier New"/>
+          <w:sz w:val="21"/>
+          <w:szCs w:val="21"/>
+        </w:rPr>
+      </w:pPr>
+    </w:p>
+    <w:p>
+      <w:pPr>
+        <w:rPr>
+          <w:rFonts w:ascii="Courier New" w:hAnsi="Courier New" w:cs="Courier New"/>
+          <w:sz w:val="21"/>
+          <w:szCs w:val="21"/>
+        </w:rPr>
+      </w:pPr>
+    </w:p>
+    <w:p>
+      <w:pPr>
+        <w:rPr>
+          <w:rFonts w:ascii="Courier New" w:hAnsi="Courier New" w:cs="Courier New"/>
+          <w:sz w:val="21"/>
+          <w:szCs w:val="21"/>
+        </w:rPr>
+      </w:pPr>
+      <w:r>
+        <w:rPr>
+          <w:rFonts w:ascii="Courier New" w:hAnsi="Courier New" w:cs="Courier New"/>
+          <w:sz w:val="21"/>
+          <w:szCs w:val="21"/>
+        </w:rPr>
+        <w:t xml:space="preserve">Tip: **This </w:t>
+      </w:r>
+      <w:proofErr w:type="gramStart"/>
+      <w:r>
+        <w:rPr>
+          <w:rFonts w:ascii="Courier New" w:hAnsi="Courier New" w:cs="Courier New"/>
+          <w:sz w:val="21"/>
+          <w:szCs w:val="21"/>
+        </w:rPr>
+        <w:t>particular alert</w:t>
+      </w:r>
+      <w:proofErr w:type="gramEnd"/>
+      <w:r>
+        <w:rPr>
+          <w:rFonts w:ascii="Courier New" w:hAnsi="Courier New" w:cs="Courier New"/>
+          <w:sz w:val="21"/>
+          <w:szCs w:val="21"/>
+        </w:rPr>
+        <w:t xml:space="preserve"> will send you a notification when your Available Balance goes above or below the amount set**</w:t>
+      </w:r>
+    </w:p>
+    <w:p>
+      <w:pPr>
+        <w:rPr>
+          <w:rFonts w:ascii="Courier New" w:hAnsi="Courier New" w:cs="Courier New"/>
+          <w:sz w:val="21"/>
+          <w:szCs w:val="21"/>
+        </w:rPr>
+      </w:pPr>
+    </w:p>
+    <w:p>
+      <w:pPr>
+        <w:rPr>
+          <w:rFonts w:ascii="Courier New" w:hAnsi="Courier New" w:cs="Courier New"/>
+          <w:sz w:val="21"/>
+          <w:szCs w:val="21"/>
+        </w:rPr>
+      </w:pPr>
+    </w:p>
+    <w:p>
+      <w:pPr>
+        <w:rPr>
+          <w:rFonts w:ascii="Courier New" w:hAnsi="Courier New" w:cs="Courier New"/>
+          <w:sz w:val="21"/>
+          <w:szCs w:val="21"/>
+        </w:rPr>
+      </w:pPr>
+      <w:r>
+        <w:rPr>
+          <w:rFonts w:ascii="Courier New" w:hAnsi="Courier New" w:cs="Courier New"/>
+          <w:sz w:val="21"/>
+          <w:szCs w:val="21"/>
+        </w:rPr>
+        <w:t>8\. **The text alerts will look like this**</w:t>
+      </w:r>
+    </w:p>
+    <w:p>
+      <w:pPr>
+        <w:rPr>
+          <w:rFonts w:ascii="Courier New" w:hAnsi="Courier New" w:cs="Courier New"/>
+          <w:sz w:val="21"/>
+          <w:szCs w:val="21"/>
+        </w:rPr>
+      </w:pPr>
+    </w:p>
+    <w:p>
+      <w:pPr>
+        <w:rPr>
+          <w:rFonts w:ascii="Courier New" w:hAnsi="Courier New" w:cs="Courier New"/>
+          <w:sz w:val="21"/>
+          <w:szCs w:val="21"/>
+        </w:rPr>
+      </w:pPr>
+      <w:proofErr w:type="gramStart"/>
+      <w:r>
+        <w:rPr>
+          <w:rFonts w:ascii="Courier New" w:hAnsi="Courier New" w:cs="Courier New"/>
+          <w:sz w:val="21"/>
+          <w:szCs w:val="21"/>
+        </w:rPr>
+        <w:t>![</w:t>
+      </w:r>
+      <w:proofErr w:type="gramEnd"/>
+      <w:r>
+        <w:rPr>
+          <w:rFonts w:ascii="Courier New" w:hAnsi="Courier New" w:cs="Courier New"/>
+          <w:sz w:val="21"/>
+          <w:szCs w:val="21"/>
+        </w:rPr>
+        <w:t>](https://colony-recorder.s3.amazonaws.com/files/2025-06-11/bc787a23-e61f-4a58-98d5-313980d928a8/screenshot_71322d650a9643868023417ce1272130_text_export.jpeg)</w:t>
+      </w:r>
+    </w:p>
+    <w:p>
+      <w:pPr>
+        <w:rPr>
+          <w:rFonts w:ascii="Courier New" w:hAnsi="Courier New" w:cs="Courier New"/>
+          <w:sz w:val="21"/>
+          <w:szCs w:val="21"/>
+        </w:rPr>
+      </w:pPr>
+    </w:p>
+    <w:p>
+      <w:pPr>
+        <w:rPr>
+          <w:rFonts w:ascii="Courier New" w:hAnsi="Courier New" w:cs="Courier New"/>
+          <w:sz w:val="21"/>
+          <w:szCs w:val="21"/>
+        </w:rPr>
+      </w:pPr>
+    </w:p>
+    <w:p>
+      <w:pPr>
+        <w:rPr>
+          <w:rFonts w:ascii="Courier New" w:hAnsi="Courier New" w:cs="Courier New"/>
+          <w:sz w:val="21"/>
+          <w:szCs w:val="21"/>
+        </w:rPr>
+      </w:pPr>
+      <w:r>
+        <w:rPr>
+          <w:rFonts w:ascii="Courier New" w:hAnsi="Courier New" w:cs="Courier New"/>
+          <w:sz w:val="21"/>
+          <w:szCs w:val="21"/>
+        </w:rPr>
+        <w:t>9\. **The email alerts will look like this**</w:t>
+      </w:r>
+    </w:p>
+    <w:p>
+      <w:pPr>
+        <w:rPr>
+          <w:rFonts w:ascii="Courier New" w:hAnsi="Courier New" w:cs="Courier New"/>
+          <w:sz w:val="21"/>
+          <w:szCs w:val="21"/>
+        </w:rPr>
+      </w:pPr>
+    </w:p>
+    <w:p>
+      <w:pPr>
+        <w:rPr>
+          <w:rFonts w:ascii="Courier New" w:hAnsi="Courier New" w:cs="Courier New"/>
+          <w:sz w:val="21"/>
+          <w:szCs w:val="21"/>
+        </w:rPr>
+      </w:pPr>
+      <w:proofErr w:type="gramStart"/>
+      <w:r>
+        <w:rPr>
+          <w:rFonts w:ascii="Courier New" w:hAnsi="Courier New" w:cs="Courier New"/>
+          <w:sz w:val="21"/>
+          <w:szCs w:val="21"/>
+        </w:rPr>
+        <w:t>![</w:t>
+      </w:r>
+      <w:proofErr w:type="gramEnd"/>
+      <w:r>
+        <w:rPr>
+          <w:rFonts w:ascii="Courier New" w:hAnsi="Courier New" w:cs="Courier New"/>
+          <w:sz w:val="21"/>
+          <w:szCs w:val="21"/>
+        </w:rPr>
+        <w:t>](https://colony-recorder.s3.amazonaws.com/files/2025-06-10/10fad6c2-d5af-4b48-bf6d-28e5cc7f027d/user_cropped_screenshot_36e0a0db6e1142d4af406f90d6e72f7f_text_export.jpeg)</w:t>
+      </w:r>
+    </w:p>
+    <w:p>
+      <w:pPr>
+        <w:rPr>
+          <w:rFonts w:ascii="Courier New" w:hAnsi="Courier New" w:cs="Courier New"/>
+          <w:sz w:val="21"/>
+          <w:szCs w:val="21"/>
+        </w:rPr>
+      </w:pPr>
+    </w:p>
+    <w:p>
+      <w:pPr>
+        <w:rPr>
+          <w:rFonts w:ascii="Courier New" w:hAnsi="Courier New" w:cs="Courier New"/>
+          <w:sz w:val="21"/>
+          <w:szCs w:val="21"/>
+        </w:rPr>
+      </w:pPr>
+    </w:p>
+    <w:p>
+      <w:pPr>
+        <w:rPr>
+          <w:rFonts w:ascii="Courier New" w:hAnsi="Courier New" w:cs="Courier New"/>
+          <w:sz w:val="21"/>
+          <w:szCs w:val="21"/>
+        </w:rPr>
+      </w:pPr>
+      <w:r>
+        <w:rPr>
+          <w:rFonts w:ascii="Courier New" w:hAnsi="Courier New" w:cs="Courier New"/>
+          <w:sz w:val="21"/>
+          <w:szCs w:val="21"/>
+        </w:rPr>
+        <w:t>10\. **Mandatory Alerts are alerts that are automatically turned on and cannot be turned off**</w:t>
+      </w:r>
+    </w:p>
+    <w:p>
+      <w:pPr>
+        <w:rPr>
+          <w:rFonts w:ascii="Courier New" w:hAnsi="Courier New" w:cs="Courier New"/>
+          <w:sz w:val="21"/>
+          <w:szCs w:val="21"/>
+        </w:rPr>
+      </w:pPr>
+    </w:p>
+    <w:p>
+      <w:pPr>
+        <w:rPr>
+          <w:rFonts w:ascii="Courier New" w:hAnsi="Courier New" w:cs="Courier New"/>
+          <w:sz w:val="21"/>
+          <w:szCs w:val="21"/>
+        </w:rPr>
+      </w:pPr>
+      <w:proofErr w:type="gramStart"/>
+      <w:r>
+        <w:rPr>
+          <w:rFonts w:ascii="Courier New" w:hAnsi="Courier New" w:cs="Courier New"/>
+          <w:sz w:val="21"/>
+          <w:szCs w:val="21"/>
+        </w:rPr>
+        <w:t>![</w:t>
+      </w:r>
+      <w:proofErr w:type="gramEnd"/>
+      <w:r>
+        <w:rPr>
+          <w:rFonts w:ascii="Courier New" w:hAnsi="Courier New" w:cs="Courier New"/>
+          <w:sz w:val="21"/>
+          <w:szCs w:val="21"/>
+        </w:rPr>
+        <w:t>](https://colony-recorder.s3.amazonaws.com/files/2026-03-13/32484ff3-27d4-4d54-a1bb-a54e72759be4/user_cropped_screenshot_68456f2724034c39b9c3342733434cf4_text_export.jpeg)</w:t>
+      </w:r>
+    </w:p>
+    <w:p>
+      <w:pPr>
+        <w:rPr>
+          <w:rFonts w:ascii="Courier New" w:hAnsi="Courier New" w:cs="Courier New"/>
+          <w:sz w:val="21"/>
+          <w:szCs w:val="21"/>
+        </w:rPr>
+      </w:pPr>
+    </w:p>
+    <w:p>
+      <w:pPr>
+        <w:rPr>
+          <w:rFonts w:ascii="Courier New" w:hAnsi="Courier New" w:cs="Courier New"/>
+          <w:sz w:val="21"/>
+          <w:szCs w:val="21"/>
+        </w:rPr>
+      </w:pPr>
+    </w:p>
+    <w:p>
+      <w:pPr>
+        <w:rPr>
+          <w:rFonts w:ascii="Courier New" w:hAnsi="Courier New" w:cs="Courier New"/>
+          <w:sz w:val="21"/>
+          <w:szCs w:val="21"/>
+        </w:rPr>
+      </w:pPr>
+      <w:r>
+        <w:rPr>
+          <w:rFonts w:ascii="Courier New" w:hAnsi="Courier New" w:cs="Courier New"/>
+          <w:sz w:val="21"/>
+          <w:szCs w:val="21"/>
+        </w:rPr>
+        <w:lastRenderedPageBreak/>
+        <w:t xml:space="preserve">11\. **Alert Preferences lets you turn alerts on/off and choose how to receive alerts (push notification, SMS, </w:t>
+      </w:r>
+      <w:proofErr w:type="gramStart"/>
+      <w:r>
+        <w:rPr>
+          <w:rFonts w:ascii="Courier New" w:hAnsi="Courier New" w:cs="Courier New"/>
+          <w:sz w:val="21"/>
+          <w:szCs w:val="21"/>
+        </w:rPr>
+        <w:t>email)*</w:t>
+      </w:r>
+      <w:proofErr w:type="gramEnd"/>
+      <w:r>
+        <w:rPr>
+          <w:rFonts w:ascii="Courier New" w:hAnsi="Courier New" w:cs="Courier New"/>
+          <w:sz w:val="21"/>
+          <w:szCs w:val="21"/>
+        </w:rPr>
+        <w:t>*</w:t>
+      </w:r>
+    </w:p>
+    <w:p>
+      <w:pPr>
+        <w:rPr>
+          <w:rFonts w:ascii="Courier New" w:hAnsi="Courier New" w:cs="Courier New"/>
+          <w:sz w:val="21"/>
+          <w:szCs w:val="21"/>
+        </w:rPr>
+      </w:pPr>
+    </w:p>
+    <w:p>
+      <w:pPr>
+        <w:rPr>
+          <w:rFonts w:ascii="Courier New" w:hAnsi="Courier New" w:cs="Courier New"/>
+          <w:sz w:val="21"/>
+          <w:szCs w:val="21"/>
+        </w:rPr>
+      </w:pPr>
+      <w:proofErr w:type="gramStart"/>
+      <w:r>
+        <w:rPr>
+          <w:rFonts w:ascii="Courier New" w:hAnsi="Courier New" w:cs="Courier New"/>
+          <w:sz w:val="21"/>
+          <w:szCs w:val="21"/>
+        </w:rPr>
+        <w:t>![</w:t>
+      </w:r>
+      <w:proofErr w:type="gramEnd"/>
+      <w:r>
+        <w:rPr>
+          <w:rFonts w:ascii="Courier New" w:hAnsi="Courier New" w:cs="Courier New"/>
+          <w:sz w:val="21"/>
+          <w:szCs w:val="21"/>
+        </w:rPr>
+        <w:t>](https://colony-recorder.s3.amazonaws.com/files/2026-03-05/a11b2d9f-9026-4903-a2dd-0a971a4bc4c6/user_cropped_screenshot_1836194964c04a8293bbfb035ffb1d7f_text_export.jpeg)</w:t>
+      </w:r>
+    </w:p>
+    <w:p>
+      <w:pPr>
+        <w:rPr>
+          <w:rFonts w:ascii="Courier New" w:hAnsi="Courier New" w:cs="Courier New"/>
+          <w:sz w:val="21"/>
+          <w:szCs w:val="21"/>
+        </w:rPr>
+      </w:pPr>
+    </w:p>
+    <w:p>
+      <w:pPr>
+        <w:rPr>
+          <w:rFonts w:ascii="Courier New" w:hAnsi="Courier New" w:cs="Courier New"/>
+          <w:sz w:val="21"/>
+          <w:szCs w:val="21"/>
+        </w:rPr>
+      </w:pPr>
+    </w:p>
+    <w:p>
+      <w:pPr>
+        <w:rPr>
+          <w:rFonts w:ascii="Courier New" w:hAnsi="Courier New" w:cs="Courier New"/>
+          <w:sz w:val="21"/>
+          <w:szCs w:val="21"/>
+        </w:rPr>
+      </w:pPr>
+      <w:r>
+        <w:rPr>
+          <w:rFonts w:ascii="Courier New" w:hAnsi="Courier New" w:cs="Courier New"/>
+          <w:sz w:val="21"/>
+          <w:szCs w:val="21"/>
+        </w:rPr>
+        <w:t xml:space="preserve">Tip: **Push notifications appear on your phone if you have the mobile app. SMS means you’ll get the alert in a text message. Email alerts go to your email </w:t>
+      </w:r>
+      <w:proofErr w:type="gramStart"/>
+      <w:r>
+        <w:rPr>
+          <w:rFonts w:ascii="Courier New" w:hAnsi="Courier New" w:cs="Courier New"/>
+          <w:sz w:val="21"/>
+          <w:szCs w:val="21"/>
+        </w:rPr>
+        <w:t>address.*</w:t>
+      </w:r>
+      <w:proofErr w:type="gramEnd"/>
+      <w:r>
+        <w:rPr>
+          <w:rFonts w:ascii="Courier New" w:hAnsi="Courier New" w:cs="Courier New"/>
+          <w:sz w:val="21"/>
+          <w:szCs w:val="21"/>
+        </w:rPr>
+        <w:t>*</w:t>
+      </w:r>
+    </w:p>
+    <w:p>
+      <w:pPr>
+        <w:rPr>
+          <w:rFonts w:ascii="Courier New" w:hAnsi="Courier New" w:cs="Courier New"/>
+          <w:sz w:val="21"/>
+          <w:szCs w:val="21"/>
+        </w:rPr>
+      </w:pPr>
+    </w:p>
+    <w:p>
+      <w:pPr>
+        <w:rPr>
+          <w:rFonts w:ascii="Courier New" w:hAnsi="Courier New" w:cs="Courier New"/>
+          <w:sz w:val="21"/>
+          <w:szCs w:val="21"/>
+        </w:rPr>
+      </w:pPr>
+    </w:p>
+    <w:p>
+      <w:pPr>
+        <w:rPr>
+          <w:rFonts w:ascii="Courier New" w:hAnsi="Courier New" w:cs="Courier New"/>
+          <w:sz w:val="21"/>
+          <w:szCs w:val="21"/>
+        </w:rPr>
+      </w:pPr>
+      <w:r>
+        <w:rPr>
+          <w:rFonts w:ascii="Courier New" w:hAnsi="Courier New" w:cs="Courier New"/>
+          <w:sz w:val="21"/>
+          <w:szCs w:val="21"/>
+        </w:rPr>
+        <w:t xml:space="preserve">12\. **Do-Not-Disturb lets you set times to mute alerts. Mandatory alerts will still be </w:t>
+      </w:r>
+      <w:proofErr w:type="gramStart"/>
+      <w:r>
+        <w:rPr>
+          <w:rFonts w:ascii="Courier New" w:hAnsi="Courier New" w:cs="Courier New"/>
+          <w:sz w:val="21"/>
+          <w:szCs w:val="21"/>
+        </w:rPr>
+        <w:t>sent.*</w:t>
+      </w:r>
+      <w:proofErr w:type="gramEnd"/>
+      <w:r>
+        <w:rPr>
+          <w:rFonts w:ascii="Courier New" w:hAnsi="Courier New" w:cs="Courier New"/>
+          <w:sz w:val="21"/>
+          <w:szCs w:val="21"/>
+        </w:rPr>
+        <w:t>*</w:t>
+      </w:r>
+    </w:p>
+    <w:p>
+      <w:pPr>
+        <w:rPr>
+          <w:rFonts w:ascii="Courier New" w:hAnsi="Courier New" w:cs="Courier New"/>
+          <w:sz w:val="21"/>
+          <w:szCs w:val="21"/>
+        </w:rPr>
+      </w:pPr>
+    </w:p>
+    <w:p>
+      <w:pPr>
+        <w:rPr>
+          <w:rFonts w:ascii="Courier New" w:hAnsi="Courier New" w:cs="Courier New"/>
+          <w:sz w:val="21"/>
+          <w:szCs w:val="21"/>
+        </w:rPr>
+      </w:pPr>
+      <w:proofErr w:type="gramStart"/>
+      <w:r>
+        <w:rPr>
+          <w:rFonts w:ascii="Courier New" w:hAnsi="Courier New" w:cs="Courier New"/>
+          <w:sz w:val="21"/>
+          <w:szCs w:val="21"/>
+        </w:rPr>
+        <w:t>![</w:t>
+      </w:r>
+      <w:proofErr w:type="gramEnd"/>
+      <w:r>
+        <w:rPr>
+          <w:rFonts w:ascii="Courier New" w:hAnsi="Courier New" w:cs="Courier New"/>
+          <w:sz w:val="21"/>
+          <w:szCs w:val="21"/>
+        </w:rPr>
+        <w:t>](https://colony-recorder.s3.amazonaws.com/files/2025-05-27/b398ed94-831c-48be-8d60-62dcc371aed0/user_cropped_screenshot_c07818eb710641e6a813bb99798dc1aa_text_export.jpeg)</w:t>
+      </w:r>
+    </w:p>
+    <w:p>
+      <w:pPr>
+        <w:rPr>
+          <w:rFonts w:ascii="Courier New" w:hAnsi="Courier New" w:cs="Courier New"/>
+          <w:sz w:val="21"/>
+          <w:szCs w:val="21"/>
+        </w:rPr>
+      </w:pPr>
+    </w:p>
+    <w:p>
+      <w:pPr>
+        <w:rPr>
+          <w:rFonts w:ascii="Courier New" w:hAnsi="Courier New" w:cs="Courier New"/>
+          <w:sz w:val="21"/>
+          <w:szCs w:val="21"/>
+        </w:rPr>
+      </w:pPr>
+    </w:p>
+    <w:p>
+      <w:r>
+        <w:rPr>
+          <w:rFonts w:ascii="Courier New" w:hAnsi="Courier New" w:cs="Courier New"/>
+          <w:sz w:val="21"/>
+          <w:szCs w:val="21"/>
+        </w:rPr>
+        <w:t xml:space="preserve">Tip: **If you don’t receive alerts, check your contact information and notification settings, or contact support for </w:t>
+      </w:r>
+      <w:proofErr w:type="gramStart"/>
+      <w:r>
+        <w:rPr>
+          <w:rFonts w:ascii="Courier New" w:hAnsi="Courier New" w:cs="Courier New"/>
+          <w:sz w:val="21"/>
+          <w:szCs w:val="21"/>
+        </w:rPr>
+        <w:t>help.*</w:t>
+      </w:r>
+      <w:proofErr w:type="gramEnd"/>
+      <w:r>
+        <w:rPr>
+          <w:rFonts w:ascii="Courier New" w:hAnsi="Courier New" w:cs="Courier New"/>
+          <w:sz w:val="21"/>
+          <w:szCs w:val="21"/>
+        </w:rPr>
+        <w:t>*</w:t>
       </w:r>
     </w:p>
     <w:sectPr>
